--- a/ESP32/SoutheastCon_ESP32_06_JSON_POST.docx
+++ b/ESP32/SoutheastCon_ESP32_06_JSON_POST.docx
@@ -40,11 +40,11 @@
       </w:r>
     </w:p>
     <w:p>
-      <w:rPr>
-        <w:i/>
-      </w:rPr>
       <w:pPr>
         <w:spacing w:line="240" w:lineRule="auto"/>
+        <w:rPr>
+          <w:i/>
+        </w:rPr>
       </w:pPr>
       <w:r>
         <w:t xml:space="preserve">Modify </w:t>
@@ -57,23 +57,15 @@
         <w:t>ESP32 5 — Periodic Sensor Data with HTTP POST</w:t>
       </w:r>
       <w:r>
-        <w:t xml:space="preserve"> so that the ESP32 sends several related pieces of information in one HTTP POST using JSON. The message will contain the </w:t>
-      </w:r>
-      <w:proofErr w:type="gramStart"/>
-      <w:r>
-        <w:t>team</w:t>
-      </w:r>
-      <w:proofErr w:type="gramEnd"/>
-      <w:r>
-        <w:t xml:space="preserve"> name, ADC value, current uptime for the ESP32 processor, and calculated voltage.</w:t>
+        <w:t xml:space="preserve"> so that the ESP32 sends several related pieces of information in one HTTP POST using JSON. The message will contain the team name, ADC value, current uptime for the ESP32 processor, and calculated voltage.</w:t>
       </w:r>
     </w:p>
     <w:p>
-      <w:rPr>
-        <w:i/>
-      </w:rPr>
       <w:pPr>
         <w:spacing w:line="240" w:lineRule="auto"/>
+        <w:rPr>
+          <w:i/>
+        </w:rPr>
       </w:pPr>
       <w:r>
         <w:t xml:space="preserve">The Python server from </w:t>
@@ -226,23 +218,7 @@
                 <w:sz w:val="19"/>
               </w:rPr>
               <w:br/>
-              <w:t xml:space="preserve">  "</w:t>
-            </w:r>
-            <w:proofErr w:type="spellStart"/>
-            <w:r>
-              <w:rPr>
-                <w:rFonts w:ascii="Consolas" w:hAnsi="Consolas" w:cs="Consolas"/>
-                <w:sz w:val="19"/>
-              </w:rPr>
-              <w:t>adc</w:t>
-            </w:r>
-            <w:proofErr w:type="spellEnd"/>
-            <w:r>
-              <w:rPr>
-                <w:rFonts w:ascii="Consolas" w:hAnsi="Consolas" w:cs="Consolas"/>
-                <w:sz w:val="19"/>
-              </w:rPr>
-              <w:t>": 2476,</w:t>
+              <w:t xml:space="preserve">  "adc": 2476,</w:t>
             </w:r>
             <w:r>
               <w:rPr>
@@ -306,39 +282,15 @@
         <w:rPr>
           <w:rFonts w:ascii="Calibri" w:hAnsi="Calibri" w:cs="Calibri"/>
         </w:rPr>
-        <w:t xml:space="preserve">Part 2 — Install </w:t>
+        <w:t>Part 2 — Install ArduinoJson</w:t>
       </w:r>
-      <w:proofErr w:type="spellStart"/>
-      <w:r>
-        <w:rPr>
-          <w:rFonts w:ascii="Calibri" w:hAnsi="Calibri" w:cs="Calibri"/>
-        </w:rPr>
-        <w:t>ArduinoJson</w:t>
-      </w:r>
-      <w:proofErr w:type="spellEnd"/>
     </w:p>
     <w:p>
       <w:pPr>
         <w:spacing w:line="240" w:lineRule="auto"/>
       </w:pPr>
       <w:r>
-        <w:t xml:space="preserve">In the Arduino IDE, open the Library Manager and search for </w:t>
-      </w:r>
-      <w:proofErr w:type="spellStart"/>
-      <w:r>
-        <w:t>ArduinoJson</w:t>
-      </w:r>
-      <w:proofErr w:type="spellEnd"/>
-      <w:r>
-        <w:t xml:space="preserve">. Install the </w:t>
-      </w:r>
-      <w:proofErr w:type="spellStart"/>
-      <w:r>
-        <w:t>ArduinoJson</w:t>
-      </w:r>
-      <w:proofErr w:type="spellEnd"/>
-      <w:r>
-        <w:t xml:space="preserve"> library.</w:t>
+        <w:t>In the Arduino IDE, open the Library Manager and search for ArduinoJson. Install the ArduinoJson library.</w:t>
       </w:r>
     </w:p>
     <w:p>
@@ -394,32 +346,7 @@
                 <w:rFonts w:ascii="Consolas" w:hAnsi="Consolas" w:cs="Consolas"/>
                 <w:sz w:val="19"/>
               </w:rPr>
-              <w:t xml:space="preserve">const char </w:t>
-            </w:r>
-            <w:proofErr w:type="spellStart"/>
-            <w:proofErr w:type="gramStart"/>
-            <w:r>
-              <w:rPr>
-                <w:rFonts w:ascii="Consolas" w:hAnsi="Consolas" w:cs="Consolas"/>
-                <w:sz w:val="19"/>
-              </w:rPr>
-              <w:t>teamName</w:t>
-            </w:r>
-            <w:proofErr w:type="spellEnd"/>
-            <w:r>
-              <w:rPr>
-                <w:rFonts w:ascii="Consolas" w:hAnsi="Consolas" w:cs="Consolas"/>
-                <w:sz w:val="19"/>
-              </w:rPr>
-              <w:t>[</w:t>
-            </w:r>
-            <w:proofErr w:type="gramEnd"/>
-            <w:r>
-              <w:rPr>
-                <w:rFonts w:ascii="Consolas" w:hAnsi="Consolas" w:cs="Consolas"/>
-                <w:sz w:val="19"/>
-              </w:rPr>
-              <w:t>] = "Team 42";</w:t>
+              <w:t>const char teamName[] = "Team 42";</w:t>
             </w:r>
             <w:r>
               <w:rPr>
@@ -427,23 +354,7 @@
                 <w:sz w:val="19"/>
               </w:rPr>
               <w:br/>
-              <w:t xml:space="preserve">const int </w:t>
-            </w:r>
-            <w:proofErr w:type="spellStart"/>
-            <w:r>
-              <w:rPr>
-                <w:rFonts w:ascii="Consolas" w:hAnsi="Consolas" w:cs="Consolas"/>
-                <w:sz w:val="19"/>
-              </w:rPr>
-              <w:t>analogPin</w:t>
-            </w:r>
-            <w:proofErr w:type="spellEnd"/>
-            <w:r>
-              <w:rPr>
-                <w:rFonts w:ascii="Consolas" w:hAnsi="Consolas" w:cs="Consolas"/>
-                <w:sz w:val="19"/>
-              </w:rPr>
-              <w:t xml:space="preserve"> = 34;</w:t>
+              <w:t>const int analogPin = 34;</w:t>
             </w:r>
           </w:p>
         </w:tc>
@@ -515,55 +426,7 @@
                 <w:rFonts w:ascii="Consolas" w:hAnsi="Consolas" w:cs="Consolas"/>
                 <w:sz w:val="19"/>
               </w:rPr>
-              <w:t xml:space="preserve">int </w:t>
-            </w:r>
-            <w:proofErr w:type="spellStart"/>
-            <w:r>
-              <w:rPr>
-                <w:rFonts w:ascii="Consolas" w:hAnsi="Consolas" w:cs="Consolas"/>
-                <w:sz w:val="19"/>
-              </w:rPr>
-              <w:t>adcValue</w:t>
-            </w:r>
-            <w:proofErr w:type="spellEnd"/>
-            <w:r>
-              <w:rPr>
-                <w:rFonts w:ascii="Consolas" w:hAnsi="Consolas" w:cs="Consolas"/>
-                <w:sz w:val="19"/>
-              </w:rPr>
-              <w:t xml:space="preserve"> = </w:t>
-            </w:r>
-            <w:proofErr w:type="spellStart"/>
-            <w:r>
-              <w:rPr>
-                <w:rFonts w:ascii="Consolas" w:hAnsi="Consolas" w:cs="Consolas"/>
-                <w:sz w:val="19"/>
-              </w:rPr>
-              <w:t>analogRead</w:t>
-            </w:r>
-            <w:proofErr w:type="spellEnd"/>
-            <w:r>
-              <w:rPr>
-                <w:rFonts w:ascii="Consolas" w:hAnsi="Consolas" w:cs="Consolas"/>
-                <w:sz w:val="19"/>
-              </w:rPr>
-              <w:t>(</w:t>
-            </w:r>
-            <w:proofErr w:type="spellStart"/>
-            <w:r>
-              <w:rPr>
-                <w:rFonts w:ascii="Consolas" w:hAnsi="Consolas" w:cs="Consolas"/>
-                <w:sz w:val="19"/>
-              </w:rPr>
-              <w:t>analogPin</w:t>
-            </w:r>
-            <w:proofErr w:type="spellEnd"/>
-            <w:r>
-              <w:rPr>
-                <w:rFonts w:ascii="Consolas" w:hAnsi="Consolas" w:cs="Consolas"/>
-                <w:sz w:val="19"/>
-              </w:rPr>
-              <w:t>);</w:t>
+              <w:t>int adcValue = analogRead(analogPin);</w:t>
             </w:r>
             <w:r>
               <w:rPr>
@@ -571,23 +434,7 @@
                 <w:sz w:val="19"/>
               </w:rPr>
               <w:br/>
-              <w:t xml:space="preserve">float voltage = </w:t>
-            </w:r>
-            <w:proofErr w:type="spellStart"/>
-            <w:r>
-              <w:rPr>
-                <w:rFonts w:ascii="Consolas" w:hAnsi="Consolas" w:cs="Consolas"/>
-                <w:sz w:val="19"/>
-              </w:rPr>
-              <w:t>adcValue</w:t>
-            </w:r>
-            <w:proofErr w:type="spellEnd"/>
-            <w:r>
-              <w:rPr>
-                <w:rFonts w:ascii="Consolas" w:hAnsi="Consolas" w:cs="Consolas"/>
-                <w:sz w:val="19"/>
-              </w:rPr>
-              <w:t xml:space="preserve"> * 3.3 / 4095.0;</w:t>
+              <w:t>float voltage = adcValue * 3.3 / 4095.0;</w:t>
             </w:r>
           </w:p>
         </w:tc>
@@ -603,6 +450,7 @@
         <w:spacing w:line="240" w:lineRule="auto"/>
       </w:pPr>
       <w:r>
+        <w:lastRenderedPageBreak/>
         <w:t>The variable voltage is a float because the result can contain a fractional value.</w:t>
       </w:r>
     </w:p>
@@ -615,7 +463,6 @@
         <w:rPr>
           <w:rFonts w:ascii="Calibri" w:hAnsi="Calibri" w:cs="Calibri"/>
         </w:rPr>
-        <w:lastRenderedPageBreak/>
         <w:t>Part 5 — Build the JSON Message</w:t>
       </w:r>
     </w:p>
@@ -659,21 +506,12 @@
                 <w:sz w:val="19"/>
               </w:rPr>
             </w:pPr>
-            <w:proofErr w:type="spellStart"/>
             <w:r>
               <w:rPr>
                 <w:rFonts w:ascii="Consolas" w:hAnsi="Consolas" w:cs="Consolas"/>
                 <w:sz w:val="19"/>
               </w:rPr>
-              <w:t>JsonDocument</w:t>
-            </w:r>
-            <w:proofErr w:type="spellEnd"/>
-            <w:r>
-              <w:rPr>
-                <w:rFonts w:ascii="Consolas" w:hAnsi="Consolas" w:cs="Consolas"/>
-                <w:sz w:val="19"/>
-              </w:rPr>
-              <w:t xml:space="preserve"> doc;</w:t>
+              <w:t>JsonDocument doc;</w:t>
             </w:r>
             <w:r>
               <w:rPr>
@@ -688,23 +526,7 @@
                 <w:sz w:val="19"/>
               </w:rPr>
               <w:br/>
-              <w:t xml:space="preserve">doc["team"] = </w:t>
-            </w:r>
-            <w:proofErr w:type="spellStart"/>
-            <w:r>
-              <w:rPr>
-                <w:rFonts w:ascii="Consolas" w:hAnsi="Consolas" w:cs="Consolas"/>
-                <w:sz w:val="19"/>
-              </w:rPr>
-              <w:t>teamName</w:t>
-            </w:r>
-            <w:proofErr w:type="spellEnd"/>
-            <w:r>
-              <w:rPr>
-                <w:rFonts w:ascii="Consolas" w:hAnsi="Consolas" w:cs="Consolas"/>
-                <w:sz w:val="19"/>
-              </w:rPr>
-              <w:t>;</w:t>
+              <w:t>doc["team"] = teamName;</w:t>
             </w:r>
             <w:r>
               <w:rPr>
@@ -712,39 +534,7 @@
                 <w:sz w:val="19"/>
               </w:rPr>
               <w:br/>
-              <w:t>doc["</w:t>
-            </w:r>
-            <w:proofErr w:type="spellStart"/>
-            <w:r>
-              <w:rPr>
-                <w:rFonts w:ascii="Consolas" w:hAnsi="Consolas" w:cs="Consolas"/>
-                <w:sz w:val="19"/>
-              </w:rPr>
-              <w:t>adc</w:t>
-            </w:r>
-            <w:proofErr w:type="spellEnd"/>
-            <w:r>
-              <w:rPr>
-                <w:rFonts w:ascii="Consolas" w:hAnsi="Consolas" w:cs="Consolas"/>
-                <w:sz w:val="19"/>
-              </w:rPr>
-              <w:t xml:space="preserve">"] = </w:t>
-            </w:r>
-            <w:proofErr w:type="spellStart"/>
-            <w:r>
-              <w:rPr>
-                <w:rFonts w:ascii="Consolas" w:hAnsi="Consolas" w:cs="Consolas"/>
-                <w:sz w:val="19"/>
-              </w:rPr>
-              <w:t>adcValue</w:t>
-            </w:r>
-            <w:proofErr w:type="spellEnd"/>
-            <w:r>
-              <w:rPr>
-                <w:rFonts w:ascii="Consolas" w:hAnsi="Consolas" w:cs="Consolas"/>
-                <w:sz w:val="19"/>
-              </w:rPr>
-              <w:t>;</w:t>
+              <w:t>doc["adc"] = adcValue;</w:t>
             </w:r>
             <w:r>
               <w:rPr>
@@ -764,23 +554,7 @@
                 <w:rFonts w:ascii="Consolas" w:hAnsi="Consolas" w:cs="Consolas"/>
                 <w:sz w:val="19"/>
               </w:rPr>
-              <w:t xml:space="preserve">doc["uptime"] = </w:t>
-            </w:r>
-            <w:proofErr w:type="spellStart"/>
-            <w:r>
-              <w:rPr>
-                <w:rFonts w:ascii="Consolas" w:hAnsi="Consolas" w:cs="Consolas"/>
-                <w:sz w:val="19"/>
-              </w:rPr>
-              <w:t>millis</w:t>
-            </w:r>
-            <w:proofErr w:type="spellEnd"/>
-            <w:r>
-              <w:rPr>
-                <w:rFonts w:ascii="Consolas" w:hAnsi="Consolas" w:cs="Consolas"/>
-                <w:sz w:val="19"/>
-              </w:rPr>
-              <w:t>();</w:t>
+              <w:t>doc["uptime"] = millis();</w:t>
             </w:r>
             <w:r>
               <w:rPr>
@@ -795,23 +569,7 @@
                 <w:sz w:val="19"/>
               </w:rPr>
               <w:br/>
-              <w:t xml:space="preserve">String </w:t>
-            </w:r>
-            <w:proofErr w:type="spellStart"/>
-            <w:r>
-              <w:rPr>
-                <w:rFonts w:ascii="Consolas" w:hAnsi="Consolas" w:cs="Consolas"/>
-                <w:sz w:val="19"/>
-              </w:rPr>
-              <w:t>postData</w:t>
-            </w:r>
-            <w:proofErr w:type="spellEnd"/>
-            <w:r>
-              <w:rPr>
-                <w:rFonts w:ascii="Consolas" w:hAnsi="Consolas" w:cs="Consolas"/>
-                <w:sz w:val="19"/>
-              </w:rPr>
-              <w:t>;</w:t>
+              <w:t>String postData;</w:t>
             </w:r>
             <w:r>
               <w:rPr>
@@ -819,38 +577,7 @@
                 <w:sz w:val="19"/>
               </w:rPr>
               <w:br/>
-            </w:r>
-            <w:proofErr w:type="spellStart"/>
-            <w:r>
-              <w:rPr>
-                <w:rFonts w:ascii="Consolas" w:hAnsi="Consolas" w:cs="Consolas"/>
-                <w:sz w:val="19"/>
-              </w:rPr>
-              <w:t>serializeJson</w:t>
-            </w:r>
-            <w:proofErr w:type="spellEnd"/>
-            <w:r>
-              <w:rPr>
-                <w:rFonts w:ascii="Consolas" w:hAnsi="Consolas" w:cs="Consolas"/>
-                <w:sz w:val="19"/>
-              </w:rPr>
-              <w:t xml:space="preserve">(doc, </w:t>
-            </w:r>
-            <w:proofErr w:type="spellStart"/>
-            <w:r>
-              <w:rPr>
-                <w:rFonts w:ascii="Consolas" w:hAnsi="Consolas" w:cs="Consolas"/>
-                <w:sz w:val="19"/>
-              </w:rPr>
-              <w:t>postData</w:t>
-            </w:r>
-            <w:proofErr w:type="spellEnd"/>
-            <w:r>
-              <w:rPr>
-                <w:rFonts w:ascii="Consolas" w:hAnsi="Consolas" w:cs="Consolas"/>
-                <w:sz w:val="19"/>
-              </w:rPr>
-              <w:t>);</w:t>
+              <w:t>serializeJson(doc, postData);</w:t>
             </w:r>
           </w:p>
         </w:tc>
@@ -887,11 +614,11 @@
       </w:r>
     </w:p>
     <w:p>
-      <w:rPr>
-        <w:i/>
-      </w:rPr>
       <w:pPr>
         <w:spacing w:line="240" w:lineRule="auto"/>
+        <w:rPr>
+          <w:i/>
+        </w:rPr>
       </w:pPr>
       <w:r>
         <w:t xml:space="preserve">Replace the </w:t>
@@ -952,72 +679,7 @@
                 <w:rFonts w:ascii="Consolas" w:hAnsi="Consolas" w:cs="Consolas"/>
                 <w:sz w:val="19"/>
               </w:rPr>
-              <w:t xml:space="preserve">from </w:t>
-            </w:r>
-            <w:proofErr w:type="spellStart"/>
-            <w:r>
-              <w:rPr>
-                <w:rFonts w:ascii="Consolas" w:hAnsi="Consolas" w:cs="Consolas"/>
-                <w:sz w:val="19"/>
-              </w:rPr>
-              <w:t>http.server</w:t>
-            </w:r>
-            <w:proofErr w:type="spellEnd"/>
-            <w:r>
-              <w:rPr>
-                <w:rFonts w:ascii="Consolas" w:hAnsi="Consolas" w:cs="Consolas"/>
-                <w:sz w:val="19"/>
-              </w:rPr>
-              <w:t xml:space="preserve"> import </w:t>
-            </w:r>
-            <w:proofErr w:type="spellStart"/>
-            <w:r>
-              <w:rPr>
-                <w:rFonts w:ascii="Consolas" w:hAnsi="Consolas" w:cs="Consolas"/>
-                <w:sz w:val="19"/>
-              </w:rPr>
-              <w:t>BaseHTTPRequestHandler</w:t>
-            </w:r>
-            <w:proofErr w:type="spellEnd"/>
-            <w:r>
-              <w:rPr>
-                <w:rFonts w:ascii="Consolas" w:hAnsi="Consolas" w:cs="Consolas"/>
-                <w:sz w:val="19"/>
-              </w:rPr>
-              <w:t xml:space="preserve">, </w:t>
-            </w:r>
-            <w:proofErr w:type="spellStart"/>
-            <w:r>
-              <w:rPr>
-                <w:rFonts w:ascii="Consolas" w:hAnsi="Consolas" w:cs="Consolas"/>
-                <w:sz w:val="19"/>
-              </w:rPr>
-              <w:t>HTTPServer</w:t>
-            </w:r>
-            <w:proofErr w:type="spellEnd"/>
-            <w:r>
-              <w:rPr>
-                <w:rFonts w:ascii="Consolas" w:hAnsi="Consolas" w:cs="Consolas"/>
-                <w:sz w:val="19"/>
-              </w:rPr>
-              <w:br/>
-              <w:t xml:space="preserve">import </w:t>
-            </w:r>
-            <w:proofErr w:type="spellStart"/>
-            <w:r>
-              <w:rPr>
-                <w:rFonts w:ascii="Consolas" w:hAnsi="Consolas" w:cs="Consolas"/>
-                <w:sz w:val="19"/>
-              </w:rPr>
-              <w:t>json</w:t>
-            </w:r>
-            <w:proofErr w:type="spellEnd"/>
-            <w:r>
-              <w:rPr>
-                <w:rFonts w:ascii="Consolas" w:hAnsi="Consolas" w:cs="Consolas"/>
-                <w:sz w:val="19"/>
-              </w:rPr>
-              <w:br/>
+              <w:t>from http.server import BaseHTTPRequestHandler, HTTPServer</w:t>
             </w:r>
             <w:r>
               <w:rPr>
@@ -1025,23 +687,7 @@
                 <w:sz w:val="19"/>
               </w:rPr>
               <w:br/>
-              <w:t>class ESP32Handler(</w:t>
-            </w:r>
-            <w:proofErr w:type="spellStart"/>
-            <w:r>
-              <w:rPr>
-                <w:rFonts w:ascii="Consolas" w:hAnsi="Consolas" w:cs="Consolas"/>
-                <w:sz w:val="19"/>
-              </w:rPr>
-              <w:t>BaseHTTPRequestHandler</w:t>
-            </w:r>
-            <w:proofErr w:type="spellEnd"/>
-            <w:r>
-              <w:rPr>
-                <w:rFonts w:ascii="Consolas" w:hAnsi="Consolas" w:cs="Consolas"/>
-                <w:sz w:val="19"/>
-              </w:rPr>
-              <w:t>):</w:t>
+              <w:t>import json</w:t>
             </w:r>
             <w:r>
               <w:rPr>
@@ -1056,23 +702,7 @@
                 <w:sz w:val="19"/>
               </w:rPr>
               <w:br/>
-              <w:t xml:space="preserve">    def </w:t>
-            </w:r>
-            <w:proofErr w:type="spellStart"/>
-            <w:r>
-              <w:rPr>
-                <w:rFonts w:ascii="Consolas" w:hAnsi="Consolas" w:cs="Consolas"/>
-                <w:sz w:val="19"/>
-              </w:rPr>
-              <w:t>do_POST</w:t>
-            </w:r>
-            <w:proofErr w:type="spellEnd"/>
-            <w:r>
-              <w:rPr>
-                <w:rFonts w:ascii="Consolas" w:hAnsi="Consolas" w:cs="Consolas"/>
-                <w:sz w:val="19"/>
-              </w:rPr>
-              <w:t>(self):</w:t>
+              <w:t>class ESP32Handler(BaseHTTPRequestHandler):</w:t>
             </w:r>
             <w:r>
               <w:rPr>
@@ -1080,23 +710,6 @@
                 <w:sz w:val="19"/>
               </w:rPr>
               <w:br/>
-              <w:t xml:space="preserve">        length = int(</w:t>
-            </w:r>
-            <w:proofErr w:type="spellStart"/>
-            <w:r>
-              <w:rPr>
-                <w:rFonts w:ascii="Consolas" w:hAnsi="Consolas" w:cs="Consolas"/>
-                <w:sz w:val="19"/>
-              </w:rPr>
-              <w:t>self.headers.get</w:t>
-            </w:r>
-            <w:proofErr w:type="spellEnd"/>
-            <w:r>
-              <w:rPr>
-                <w:rFonts w:ascii="Consolas" w:hAnsi="Consolas" w:cs="Consolas"/>
-                <w:sz w:val="19"/>
-              </w:rPr>
-              <w:t>('Content-Length', 0))</w:t>
             </w:r>
             <w:r>
               <w:rPr>
@@ -1104,23 +717,23 @@
                 <w:sz w:val="19"/>
               </w:rPr>
               <w:br/>
-              <w:t xml:space="preserve">        data = </w:t>
+              <w:t xml:space="preserve">    def do_POST(self):</w:t>
             </w:r>
-            <w:proofErr w:type="spellStart"/>
             <w:r>
               <w:rPr>
                 <w:rFonts w:ascii="Consolas" w:hAnsi="Consolas" w:cs="Consolas"/>
                 <w:sz w:val="19"/>
               </w:rPr>
-              <w:t>self.rfile.read</w:t>
+              <w:br/>
+              <w:t xml:space="preserve">        length = int(self.headers.get('Content-Length', 0))</w:t>
             </w:r>
-            <w:proofErr w:type="spellEnd"/>
             <w:r>
               <w:rPr>
                 <w:rFonts w:ascii="Consolas" w:hAnsi="Consolas" w:cs="Consolas"/>
                 <w:sz w:val="19"/>
               </w:rPr>
-              <w:t>(length)</w:t>
+              <w:br/>
+              <w:t xml:space="preserve">        data = self.rfile.read(length)</w:t>
             </w:r>
             <w:r>
               <w:rPr>
@@ -1143,39 +756,7 @@
                 <w:sz w:val="19"/>
               </w:rPr>
               <w:br/>
-              <w:t xml:space="preserve">            message = </w:t>
-            </w:r>
-            <w:proofErr w:type="spellStart"/>
-            <w:r>
-              <w:rPr>
-                <w:rFonts w:ascii="Consolas" w:hAnsi="Consolas" w:cs="Consolas"/>
-                <w:sz w:val="19"/>
-              </w:rPr>
-              <w:t>json.loads</w:t>
-            </w:r>
-            <w:proofErr w:type="spellEnd"/>
-            <w:r>
-              <w:rPr>
-                <w:rFonts w:ascii="Consolas" w:hAnsi="Consolas" w:cs="Consolas"/>
-                <w:sz w:val="19"/>
-              </w:rPr>
-              <w:t>(</w:t>
-            </w:r>
-            <w:proofErr w:type="spellStart"/>
-            <w:r>
-              <w:rPr>
-                <w:rFonts w:ascii="Consolas" w:hAnsi="Consolas" w:cs="Consolas"/>
-                <w:sz w:val="19"/>
-              </w:rPr>
-              <w:t>data.decode</w:t>
-            </w:r>
-            <w:proofErr w:type="spellEnd"/>
-            <w:r>
-              <w:rPr>
-                <w:rFonts w:ascii="Consolas" w:hAnsi="Consolas" w:cs="Consolas"/>
-                <w:sz w:val="19"/>
-              </w:rPr>
-              <w:t>("utf-8"))</w:t>
+              <w:t xml:space="preserve">            message = json.loads(data.decode("utf-8"))</w:t>
             </w:r>
             <w:r>
               <w:rPr>
@@ -1214,23 +795,7 @@
                 <w:sz w:val="19"/>
               </w:rPr>
               <w:br/>
-              <w:t xml:space="preserve">            print("ADC:     ", message["</w:t>
-            </w:r>
-            <w:proofErr w:type="spellStart"/>
-            <w:r>
-              <w:rPr>
-                <w:rFonts w:ascii="Consolas" w:hAnsi="Consolas" w:cs="Consolas"/>
-                <w:sz w:val="19"/>
-              </w:rPr>
-              <w:t>adc</w:t>
-            </w:r>
-            <w:proofErr w:type="spellEnd"/>
-            <w:r>
-              <w:rPr>
-                <w:rFonts w:ascii="Consolas" w:hAnsi="Consolas" w:cs="Consolas"/>
-                <w:sz w:val="19"/>
-              </w:rPr>
-              <w:t>"])</w:t>
+              <w:t xml:space="preserve">            print("ADC:     ", message["adc"])</w:t>
             </w:r>
             <w:r>
               <w:rPr>
@@ -1265,23 +830,7 @@
                 <w:sz w:val="19"/>
               </w:rPr>
               <w:br/>
-              <w:t xml:space="preserve">            </w:t>
-            </w:r>
-            <w:proofErr w:type="spellStart"/>
-            <w:r>
-              <w:rPr>
-                <w:rFonts w:ascii="Consolas" w:hAnsi="Consolas" w:cs="Consolas"/>
-                <w:sz w:val="19"/>
-              </w:rPr>
-              <w:t>self.send_response</w:t>
-            </w:r>
-            <w:proofErr w:type="spellEnd"/>
-            <w:r>
-              <w:rPr>
-                <w:rFonts w:ascii="Consolas" w:hAnsi="Consolas" w:cs="Consolas"/>
-                <w:sz w:val="19"/>
-              </w:rPr>
-              <w:t>(200)</w:t>
+              <w:t xml:space="preserve">            self.send_response(200)</w:t>
             </w:r>
             <w:r>
               <w:rPr>
@@ -1312,23 +861,7 @@
                 <w:sz w:val="19"/>
               </w:rPr>
               <w:br/>
-              <w:t xml:space="preserve">            </w:t>
-            </w:r>
-            <w:proofErr w:type="spellStart"/>
-            <w:r>
-              <w:rPr>
-                <w:rFonts w:ascii="Consolas" w:hAnsi="Consolas" w:cs="Consolas"/>
-                <w:sz w:val="19"/>
-              </w:rPr>
-              <w:t>self.send_response</w:t>
-            </w:r>
-            <w:proofErr w:type="spellEnd"/>
-            <w:r>
-              <w:rPr>
-                <w:rFonts w:ascii="Consolas" w:hAnsi="Consolas" w:cs="Consolas"/>
-                <w:sz w:val="19"/>
-              </w:rPr>
-              <w:t>(400)</w:t>
+              <w:t xml:space="preserve">            self.send_response(400)</w:t>
             </w:r>
             <w:r>
               <w:rPr>
@@ -1343,23 +876,7 @@
                 <w:sz w:val="19"/>
               </w:rPr>
               <w:br/>
-              <w:t xml:space="preserve">        </w:t>
-            </w:r>
-            <w:proofErr w:type="spellStart"/>
-            <w:r>
-              <w:rPr>
-                <w:rFonts w:ascii="Consolas" w:hAnsi="Consolas" w:cs="Consolas"/>
-                <w:sz w:val="19"/>
-              </w:rPr>
-              <w:t>self.end_headers</w:t>
-            </w:r>
-            <w:proofErr w:type="spellEnd"/>
-            <w:r>
-              <w:rPr>
-                <w:rFonts w:ascii="Consolas" w:hAnsi="Consolas" w:cs="Consolas"/>
-                <w:sz w:val="19"/>
-              </w:rPr>
-              <w:t>()</w:t>
+              <w:t xml:space="preserve">        self.end_headers()</w:t>
             </w:r>
             <w:r>
               <w:rPr>
@@ -1367,39 +884,7 @@
                 <w:sz w:val="19"/>
               </w:rPr>
               <w:br/>
-              <w:t xml:space="preserve">        </w:t>
-            </w:r>
-            <w:proofErr w:type="spellStart"/>
-            <w:r>
-              <w:rPr>
-                <w:rFonts w:ascii="Consolas" w:hAnsi="Consolas" w:cs="Consolas"/>
-                <w:sz w:val="19"/>
-              </w:rPr>
-              <w:t>self.wfile.write</w:t>
-            </w:r>
-            <w:proofErr w:type="spellEnd"/>
-            <w:r>
-              <w:rPr>
-                <w:rFonts w:ascii="Consolas" w:hAnsi="Consolas" w:cs="Consolas"/>
-                <w:sz w:val="19"/>
-              </w:rPr>
-              <w:t>(</w:t>
-            </w:r>
-            <w:proofErr w:type="spellStart"/>
-            <w:r>
-              <w:rPr>
-                <w:rFonts w:ascii="Consolas" w:hAnsi="Consolas" w:cs="Consolas"/>
-                <w:sz w:val="19"/>
-              </w:rPr>
-              <w:t>b"Received</w:t>
-            </w:r>
-            <w:proofErr w:type="spellEnd"/>
-            <w:r>
-              <w:rPr>
-                <w:rFonts w:ascii="Consolas" w:hAnsi="Consolas" w:cs="Consolas"/>
-                <w:sz w:val="19"/>
-              </w:rPr>
-              <w:t>")</w:t>
+              <w:t xml:space="preserve">        self.wfile.write(b"Received")</w:t>
             </w:r>
             <w:r>
               <w:rPr>
@@ -1414,23 +899,7 @@
                 <w:sz w:val="19"/>
               </w:rPr>
               <w:br/>
-              <w:t xml:space="preserve">server = </w:t>
-            </w:r>
-            <w:proofErr w:type="spellStart"/>
-            <w:r>
-              <w:rPr>
-                <w:rFonts w:ascii="Consolas" w:hAnsi="Consolas" w:cs="Consolas"/>
-                <w:sz w:val="19"/>
-              </w:rPr>
-              <w:t>HTTPServer</w:t>
-            </w:r>
-            <w:proofErr w:type="spellEnd"/>
-            <w:r>
-              <w:rPr>
-                <w:rFonts w:ascii="Consolas" w:hAnsi="Consolas" w:cs="Consolas"/>
-                <w:sz w:val="19"/>
-              </w:rPr>
-              <w:t>(("0.0.0.0", 5000), ESP32Handler)</w:t>
+              <w:t>server = HTTPServer(("0.0.0.0", 5000), ESP32Handler)</w:t>
             </w:r>
             <w:r>
               <w:rPr>
@@ -1461,23 +930,7 @@
                 <w:sz w:val="19"/>
               </w:rPr>
               <w:br/>
-              <w:t xml:space="preserve">print("Press </w:t>
-            </w:r>
-            <w:proofErr w:type="spellStart"/>
-            <w:r>
-              <w:rPr>
-                <w:rFonts w:ascii="Consolas" w:hAnsi="Consolas" w:cs="Consolas"/>
-                <w:sz w:val="19"/>
-              </w:rPr>
-              <w:t>Ctrl+C</w:t>
-            </w:r>
-            <w:proofErr w:type="spellEnd"/>
-            <w:r>
-              <w:rPr>
-                <w:rFonts w:ascii="Consolas" w:hAnsi="Consolas" w:cs="Consolas"/>
-                <w:sz w:val="19"/>
-              </w:rPr>
-              <w:t xml:space="preserve"> to stop")</w:t>
+              <w:t>print("Press Ctrl+C to stop")</w:t>
             </w:r>
             <w:r>
               <w:rPr>
@@ -1493,21 +946,13 @@
               </w:rPr>
               <w:br/>
             </w:r>
-            <w:proofErr w:type="spellStart"/>
             <w:r>
               <w:rPr>
                 <w:rFonts w:ascii="Consolas" w:hAnsi="Consolas" w:cs="Consolas"/>
                 <w:sz w:val="19"/>
               </w:rPr>
-              <w:t>server.serve_forever</w:t>
-            </w:r>
-            <w:proofErr w:type="spellEnd"/>
-            <w:r>
-              <w:rPr>
-                <w:rFonts w:ascii="Consolas" w:hAnsi="Consolas" w:cs="Consolas"/>
-                <w:sz w:val="19"/>
-              </w:rPr>
-              <w:t>()</w:t>
+              <w:lastRenderedPageBreak/>
+              <w:t>server.serve_forever()</w:t>
             </w:r>
           </w:p>
         </w:tc>
@@ -1523,18 +968,7 @@
         <w:spacing w:line="240" w:lineRule="auto"/>
       </w:pPr>
       <w:r>
-        <w:lastRenderedPageBreak/>
-        <w:t xml:space="preserve">The </w:t>
-      </w:r>
-      <w:proofErr w:type="spellStart"/>
-      <w:proofErr w:type="gramStart"/>
-      <w:r>
-        <w:t>json.loads</w:t>
-      </w:r>
-      <w:proofErr w:type="spellEnd"/>
-      <w:proofErr w:type="gramEnd"/>
-      <w:r>
-        <w:t>() function converts the received JSON text into Python data that the server can access by field name.</w:t>
+        <w:t>The json.loads() function converts the received JSON text into Python data that the server can access by field name.</w:t>
       </w:r>
     </w:p>
     <w:p>
@@ -1594,23 +1028,7 @@
                 <w:rFonts w:ascii="Consolas" w:hAnsi="Consolas" w:cs="Consolas"/>
                 <w:sz w:val="19"/>
               </w:rPr>
-              <w:t>#include &lt;</w:t>
-            </w:r>
-            <w:proofErr w:type="spellStart"/>
-            <w:r>
-              <w:rPr>
-                <w:rFonts w:ascii="Consolas" w:hAnsi="Consolas" w:cs="Consolas"/>
-                <w:sz w:val="19"/>
-              </w:rPr>
-              <w:t>WiFi.h</w:t>
-            </w:r>
-            <w:proofErr w:type="spellEnd"/>
-            <w:r>
-              <w:rPr>
-                <w:rFonts w:ascii="Consolas" w:hAnsi="Consolas" w:cs="Consolas"/>
-                <w:sz w:val="19"/>
-              </w:rPr>
-              <w:t>&gt;</w:t>
+              <w:t>#include &lt;WiFi.h&gt;</w:t>
             </w:r>
             <w:r>
               <w:rPr>
@@ -1618,23 +1036,7 @@
                 <w:sz w:val="19"/>
               </w:rPr>
               <w:br/>
-              <w:t>#include &lt;</w:t>
-            </w:r>
-            <w:proofErr w:type="spellStart"/>
-            <w:r>
-              <w:rPr>
-                <w:rFonts w:ascii="Consolas" w:hAnsi="Consolas" w:cs="Consolas"/>
-                <w:sz w:val="19"/>
-              </w:rPr>
-              <w:t>HTTPClient.h</w:t>
-            </w:r>
-            <w:proofErr w:type="spellEnd"/>
-            <w:r>
-              <w:rPr>
-                <w:rFonts w:ascii="Consolas" w:hAnsi="Consolas" w:cs="Consolas"/>
-                <w:sz w:val="19"/>
-              </w:rPr>
-              <w:t>&gt;</w:t>
+              <w:t>#include &lt;HTTPClient.h&gt;</w:t>
             </w:r>
             <w:r>
               <w:rPr>
@@ -1642,23 +1044,7 @@
                 <w:sz w:val="19"/>
               </w:rPr>
               <w:br/>
-              <w:t>#include &lt;</w:t>
-            </w:r>
-            <w:proofErr w:type="spellStart"/>
-            <w:r>
-              <w:rPr>
-                <w:rFonts w:ascii="Consolas" w:hAnsi="Consolas" w:cs="Consolas"/>
-                <w:sz w:val="19"/>
-              </w:rPr>
-              <w:t>ArduinoJson.h</w:t>
-            </w:r>
-            <w:proofErr w:type="spellEnd"/>
-            <w:r>
-              <w:rPr>
-                <w:rFonts w:ascii="Consolas" w:hAnsi="Consolas" w:cs="Consolas"/>
-                <w:sz w:val="19"/>
-              </w:rPr>
-              <w:t>&gt;</w:t>
+              <w:t>#include &lt;ArduinoJson.h&gt;</w:t>
             </w:r>
             <w:r>
               <w:rPr>
@@ -1673,39 +1059,7 @@
                 <w:sz w:val="19"/>
               </w:rPr>
               <w:br/>
-              <w:t xml:space="preserve">const char* </w:t>
-            </w:r>
-            <w:proofErr w:type="spellStart"/>
-            <w:r>
-              <w:rPr>
-                <w:rFonts w:ascii="Consolas" w:hAnsi="Consolas" w:cs="Consolas"/>
-                <w:sz w:val="19"/>
-              </w:rPr>
-              <w:t>ssid</w:t>
-            </w:r>
-            <w:proofErr w:type="spellEnd"/>
-            <w:r>
-              <w:rPr>
-                <w:rFonts w:ascii="Consolas" w:hAnsi="Consolas" w:cs="Consolas"/>
-                <w:sz w:val="19"/>
-              </w:rPr>
-              <w:t xml:space="preserve"> = "</w:t>
-            </w:r>
-            <w:proofErr w:type="spellStart"/>
-            <w:r>
-              <w:rPr>
-                <w:rFonts w:ascii="Consolas" w:hAnsi="Consolas" w:cs="Consolas"/>
-                <w:sz w:val="19"/>
-              </w:rPr>
-              <w:t>YourNetworkName</w:t>
-            </w:r>
-            <w:proofErr w:type="spellEnd"/>
-            <w:r>
-              <w:rPr>
-                <w:rFonts w:ascii="Consolas" w:hAnsi="Consolas" w:cs="Consolas"/>
-                <w:sz w:val="19"/>
-              </w:rPr>
-              <w:t>";</w:t>
+              <w:t>const char* ssid = "YourNetworkName";</w:t>
             </w:r>
             <w:r>
               <w:rPr>
@@ -1713,23 +1067,7 @@
                 <w:sz w:val="19"/>
               </w:rPr>
               <w:br/>
-              <w:t>const char* password = "</w:t>
-            </w:r>
-            <w:proofErr w:type="spellStart"/>
-            <w:r>
-              <w:rPr>
-                <w:rFonts w:ascii="Consolas" w:hAnsi="Consolas" w:cs="Consolas"/>
-                <w:sz w:val="19"/>
-              </w:rPr>
-              <w:t>YourPassword</w:t>
-            </w:r>
-            <w:proofErr w:type="spellEnd"/>
-            <w:r>
-              <w:rPr>
-                <w:rFonts w:ascii="Consolas" w:hAnsi="Consolas" w:cs="Consolas"/>
-                <w:sz w:val="19"/>
-              </w:rPr>
-              <w:t>";</w:t>
+              <w:t>const char* password = "YourPassword";</w:t>
             </w:r>
             <w:r>
               <w:rPr>
@@ -1737,23 +1075,7 @@
                 <w:sz w:val="19"/>
               </w:rPr>
               <w:br/>
-              <w:t xml:space="preserve">const char* </w:t>
-            </w:r>
-            <w:proofErr w:type="spellStart"/>
-            <w:r>
-              <w:rPr>
-                <w:rFonts w:ascii="Consolas" w:hAnsi="Consolas" w:cs="Consolas"/>
-                <w:sz w:val="19"/>
-              </w:rPr>
-              <w:t>serverURL</w:t>
-            </w:r>
-            <w:proofErr w:type="spellEnd"/>
-            <w:r>
-              <w:rPr>
-                <w:rFonts w:ascii="Consolas" w:hAnsi="Consolas" w:cs="Consolas"/>
-                <w:sz w:val="19"/>
-              </w:rPr>
-              <w:t xml:space="preserve"> = "http://192.168.1.50:5000/";</w:t>
+              <w:t>const char* serverURL = "http://192.168.1.50:5000/";</w:t>
             </w:r>
             <w:r>
               <w:rPr>
@@ -1768,23 +1090,7 @@
                 <w:sz w:val="19"/>
               </w:rPr>
               <w:br/>
-              <w:t xml:space="preserve">const char </w:t>
-            </w:r>
-            <w:proofErr w:type="spellStart"/>
-            <w:r>
-              <w:rPr>
-                <w:rFonts w:ascii="Consolas" w:hAnsi="Consolas" w:cs="Consolas"/>
-                <w:sz w:val="19"/>
-              </w:rPr>
-              <w:t>teamName</w:t>
-            </w:r>
-            <w:proofErr w:type="spellEnd"/>
-            <w:r>
-              <w:rPr>
-                <w:rFonts w:ascii="Consolas" w:hAnsi="Consolas" w:cs="Consolas"/>
-                <w:sz w:val="19"/>
-              </w:rPr>
-              <w:t>[] = "Team 42";</w:t>
+              <w:t>const char teamName[] = "Team 42";</w:t>
             </w:r>
             <w:r>
               <w:rPr>
@@ -1792,23 +1098,7 @@
                 <w:sz w:val="19"/>
               </w:rPr>
               <w:br/>
-              <w:t xml:space="preserve">const int </w:t>
-            </w:r>
-            <w:proofErr w:type="spellStart"/>
-            <w:r>
-              <w:rPr>
-                <w:rFonts w:ascii="Consolas" w:hAnsi="Consolas" w:cs="Consolas"/>
-                <w:sz w:val="19"/>
-              </w:rPr>
-              <w:t>analogPin</w:t>
-            </w:r>
-            <w:proofErr w:type="spellEnd"/>
-            <w:r>
-              <w:rPr>
-                <w:rFonts w:ascii="Consolas" w:hAnsi="Consolas" w:cs="Consolas"/>
-                <w:sz w:val="19"/>
-              </w:rPr>
-              <w:t xml:space="preserve"> = 34;</w:t>
+              <w:t>const int analogPin = 34;</w:t>
             </w:r>
             <w:r>
               <w:rPr>
@@ -1823,23 +1113,7 @@
                 <w:sz w:val="19"/>
               </w:rPr>
               <w:br/>
-              <w:t xml:space="preserve">unsigned long </w:t>
-            </w:r>
-            <w:proofErr w:type="spellStart"/>
-            <w:r>
-              <w:rPr>
-                <w:rFonts w:ascii="Consolas" w:hAnsi="Consolas" w:cs="Consolas"/>
-                <w:sz w:val="19"/>
-              </w:rPr>
-              <w:t>lastPostTime</w:t>
-            </w:r>
-            <w:proofErr w:type="spellEnd"/>
-            <w:r>
-              <w:rPr>
-                <w:rFonts w:ascii="Consolas" w:hAnsi="Consolas" w:cs="Consolas"/>
-                <w:sz w:val="19"/>
-              </w:rPr>
-              <w:t xml:space="preserve"> = 0;</w:t>
+              <w:t>unsigned long lastPostTime = 0;</w:t>
             </w:r>
             <w:r>
               <w:rPr>
@@ -1847,23 +1121,7 @@
                 <w:sz w:val="19"/>
               </w:rPr>
               <w:br/>
-              <w:t xml:space="preserve">const unsigned long </w:t>
-            </w:r>
-            <w:proofErr w:type="spellStart"/>
-            <w:r>
-              <w:rPr>
-                <w:rFonts w:ascii="Consolas" w:hAnsi="Consolas" w:cs="Consolas"/>
-                <w:sz w:val="19"/>
-              </w:rPr>
-              <w:t>postInterval</w:t>
-            </w:r>
-            <w:proofErr w:type="spellEnd"/>
-            <w:r>
-              <w:rPr>
-                <w:rFonts w:ascii="Consolas" w:hAnsi="Consolas" w:cs="Consolas"/>
-                <w:sz w:val="19"/>
-              </w:rPr>
-              <w:t xml:space="preserve"> = 10000;</w:t>
+              <w:t>const unsigned long postInterval = 10000;</w:t>
             </w:r>
             <w:r>
               <w:rPr>
@@ -1894,23 +1152,7 @@
                 <w:sz w:val="19"/>
               </w:rPr>
               <w:br/>
-              <w:t xml:space="preserve">    </w:t>
-            </w:r>
-            <w:proofErr w:type="spellStart"/>
-            <w:r>
-              <w:rPr>
-                <w:rFonts w:ascii="Consolas" w:hAnsi="Consolas" w:cs="Consolas"/>
-                <w:sz w:val="19"/>
-              </w:rPr>
-              <w:t>Serial.begin</w:t>
-            </w:r>
-            <w:proofErr w:type="spellEnd"/>
-            <w:r>
-              <w:rPr>
-                <w:rFonts w:ascii="Consolas" w:hAnsi="Consolas" w:cs="Consolas"/>
-                <w:sz w:val="19"/>
-              </w:rPr>
-              <w:t>(115200);</w:t>
+              <w:t xml:space="preserve">    Serial.begin(115200);</w:t>
             </w:r>
             <w:r>
               <w:rPr>
@@ -1925,39 +1167,7 @@
                 <w:sz w:val="19"/>
               </w:rPr>
               <w:br/>
-              <w:t xml:space="preserve">    </w:t>
-            </w:r>
-            <w:proofErr w:type="spellStart"/>
-            <w:r>
-              <w:rPr>
-                <w:rFonts w:ascii="Consolas" w:hAnsi="Consolas" w:cs="Consolas"/>
-                <w:sz w:val="19"/>
-              </w:rPr>
-              <w:t>WiFi.begin</w:t>
-            </w:r>
-            <w:proofErr w:type="spellEnd"/>
-            <w:r>
-              <w:rPr>
-                <w:rFonts w:ascii="Consolas" w:hAnsi="Consolas" w:cs="Consolas"/>
-                <w:sz w:val="19"/>
-              </w:rPr>
-              <w:t>(</w:t>
-            </w:r>
-            <w:proofErr w:type="spellStart"/>
-            <w:r>
-              <w:rPr>
-                <w:rFonts w:ascii="Consolas" w:hAnsi="Consolas" w:cs="Consolas"/>
-                <w:sz w:val="19"/>
-              </w:rPr>
-              <w:t>ssid</w:t>
-            </w:r>
-            <w:proofErr w:type="spellEnd"/>
-            <w:r>
-              <w:rPr>
-                <w:rFonts w:ascii="Consolas" w:hAnsi="Consolas" w:cs="Consolas"/>
-                <w:sz w:val="19"/>
-              </w:rPr>
-              <w:t>, password);</w:t>
+              <w:t xml:space="preserve">    WiFi.begin(ssid, password);</w:t>
             </w:r>
             <w:r>
               <w:rPr>
@@ -1972,23 +1182,7 @@
                 <w:sz w:val="19"/>
               </w:rPr>
               <w:br/>
-              <w:t xml:space="preserve">    while (</w:t>
-            </w:r>
-            <w:proofErr w:type="spellStart"/>
-            <w:r>
-              <w:rPr>
-                <w:rFonts w:ascii="Consolas" w:hAnsi="Consolas" w:cs="Consolas"/>
-                <w:sz w:val="19"/>
-              </w:rPr>
-              <w:t>WiFi.status</w:t>
-            </w:r>
-            <w:proofErr w:type="spellEnd"/>
-            <w:r>
-              <w:rPr>
-                <w:rFonts w:ascii="Consolas" w:hAnsi="Consolas" w:cs="Consolas"/>
-                <w:sz w:val="19"/>
-              </w:rPr>
-              <w:t>() != WL_CONNECTED)</w:t>
+              <w:t xml:space="preserve">    while (WiFi.status() != WL_CONNECTED)</w:t>
             </w:r>
             <w:r>
               <w:rPr>
@@ -2012,23 +1206,7 @@
                 <w:rFonts w:ascii="Consolas" w:hAnsi="Consolas" w:cs="Consolas"/>
                 <w:sz w:val="19"/>
               </w:rPr>
-              <w:t xml:space="preserve">        </w:t>
-            </w:r>
-            <w:proofErr w:type="spellStart"/>
-            <w:r>
-              <w:rPr>
-                <w:rFonts w:ascii="Consolas" w:hAnsi="Consolas" w:cs="Consolas"/>
-                <w:sz w:val="19"/>
-              </w:rPr>
-              <w:t>Serial.print</w:t>
-            </w:r>
-            <w:proofErr w:type="spellEnd"/>
-            <w:r>
-              <w:rPr>
-                <w:rFonts w:ascii="Consolas" w:hAnsi="Consolas" w:cs="Consolas"/>
-                <w:sz w:val="19"/>
-              </w:rPr>
-              <w:t>(".");</w:t>
+              <w:t xml:space="preserve">        Serial.print(".");</w:t>
             </w:r>
             <w:r>
               <w:rPr>
@@ -2036,23 +1214,7 @@
                 <w:sz w:val="19"/>
               </w:rPr>
               <w:br/>
-              <w:t xml:space="preserve">        </w:t>
-            </w:r>
-            <w:proofErr w:type="gramStart"/>
-            <w:r>
-              <w:rPr>
-                <w:rFonts w:ascii="Consolas" w:hAnsi="Consolas" w:cs="Consolas"/>
-                <w:sz w:val="19"/>
-              </w:rPr>
-              <w:t>delay(</w:t>
-            </w:r>
-            <w:proofErr w:type="gramEnd"/>
-            <w:r>
-              <w:rPr>
-                <w:rFonts w:ascii="Consolas" w:hAnsi="Consolas" w:cs="Consolas"/>
-                <w:sz w:val="19"/>
-              </w:rPr>
-              <w:t>500);</w:t>
+              <w:t xml:space="preserve">        delay(500);</w:t>
             </w:r>
             <w:r>
               <w:rPr>
@@ -2075,23 +1237,7 @@
                 <w:sz w:val="19"/>
               </w:rPr>
               <w:br/>
-              <w:t xml:space="preserve">    </w:t>
-            </w:r>
-            <w:proofErr w:type="spellStart"/>
-            <w:r>
-              <w:rPr>
-                <w:rFonts w:ascii="Consolas" w:hAnsi="Consolas" w:cs="Consolas"/>
-                <w:sz w:val="19"/>
-              </w:rPr>
-              <w:t>Serial.println</w:t>
-            </w:r>
-            <w:proofErr w:type="spellEnd"/>
-            <w:r>
-              <w:rPr>
-                <w:rFonts w:ascii="Consolas" w:hAnsi="Consolas" w:cs="Consolas"/>
-                <w:sz w:val="19"/>
-              </w:rPr>
-              <w:t>("  Wi-Fi connected");</w:t>
+              <w:t xml:space="preserve">    Serial.println("  Wi-Fi connected");</w:t>
             </w:r>
             <w:r>
               <w:rPr>
@@ -2130,55 +1276,7 @@
                 <w:sz w:val="19"/>
               </w:rPr>
               <w:br/>
-              <w:t xml:space="preserve">    if ((</w:t>
-            </w:r>
-            <w:proofErr w:type="spellStart"/>
-            <w:r>
-              <w:rPr>
-                <w:rFonts w:ascii="Consolas" w:hAnsi="Consolas" w:cs="Consolas"/>
-                <w:sz w:val="19"/>
-              </w:rPr>
-              <w:t>millis</w:t>
-            </w:r>
-            <w:proofErr w:type="spellEnd"/>
-            <w:r>
-              <w:rPr>
-                <w:rFonts w:ascii="Consolas" w:hAnsi="Consolas" w:cs="Consolas"/>
-                <w:sz w:val="19"/>
-              </w:rPr>
-              <w:t xml:space="preserve">() - </w:t>
-            </w:r>
-            <w:proofErr w:type="spellStart"/>
-            <w:r>
-              <w:rPr>
-                <w:rFonts w:ascii="Consolas" w:hAnsi="Consolas" w:cs="Consolas"/>
-                <w:sz w:val="19"/>
-              </w:rPr>
-              <w:t>lastPostTime</w:t>
-            </w:r>
-            <w:proofErr w:type="spellEnd"/>
-            <w:r>
-              <w:rPr>
-                <w:rFonts w:ascii="Consolas" w:hAnsi="Consolas" w:cs="Consolas"/>
-                <w:sz w:val="19"/>
-              </w:rPr>
-              <w:t xml:space="preserve">) &gt;= </w:t>
-            </w:r>
-            <w:proofErr w:type="spellStart"/>
-            <w:r>
-              <w:rPr>
-                <w:rFonts w:ascii="Consolas" w:hAnsi="Consolas" w:cs="Consolas"/>
-                <w:sz w:val="19"/>
-              </w:rPr>
-              <w:t>postInterval</w:t>
-            </w:r>
-            <w:proofErr w:type="spellEnd"/>
-            <w:r>
-              <w:rPr>
-                <w:rFonts w:ascii="Consolas" w:hAnsi="Consolas" w:cs="Consolas"/>
-                <w:sz w:val="19"/>
-              </w:rPr>
-              <w:t>)</w:t>
+              <w:t xml:space="preserve">    if ((millis() - lastPostTime) &gt;= postInterval)</w:t>
             </w:r>
             <w:r>
               <w:rPr>
@@ -2194,39 +1292,7 @@
                 <w:sz w:val="19"/>
               </w:rPr>
               <w:br/>
-              <w:t xml:space="preserve">        </w:t>
-            </w:r>
-            <w:proofErr w:type="spellStart"/>
-            <w:r>
-              <w:rPr>
-                <w:rFonts w:ascii="Consolas" w:hAnsi="Consolas" w:cs="Consolas"/>
-                <w:sz w:val="19"/>
-              </w:rPr>
-              <w:t>lastPostTime</w:t>
-            </w:r>
-            <w:proofErr w:type="spellEnd"/>
-            <w:r>
-              <w:rPr>
-                <w:rFonts w:ascii="Consolas" w:hAnsi="Consolas" w:cs="Consolas"/>
-                <w:sz w:val="19"/>
-              </w:rPr>
-              <w:t xml:space="preserve"> = </w:t>
-            </w:r>
-            <w:proofErr w:type="spellStart"/>
-            <w:r>
-              <w:rPr>
-                <w:rFonts w:ascii="Consolas" w:hAnsi="Consolas" w:cs="Consolas"/>
-                <w:sz w:val="19"/>
-              </w:rPr>
-              <w:t>millis</w:t>
-            </w:r>
-            <w:proofErr w:type="spellEnd"/>
-            <w:r>
-              <w:rPr>
-                <w:rFonts w:ascii="Consolas" w:hAnsi="Consolas" w:cs="Consolas"/>
-                <w:sz w:val="19"/>
-              </w:rPr>
-              <w:t>();</w:t>
+              <w:t xml:space="preserve">        lastPostTime = millis();</w:t>
             </w:r>
             <w:r>
               <w:rPr>
@@ -2241,55 +1307,7 @@
                 <w:sz w:val="19"/>
               </w:rPr>
               <w:br/>
-              <w:t xml:space="preserve">        int </w:t>
-            </w:r>
-            <w:proofErr w:type="spellStart"/>
-            <w:r>
-              <w:rPr>
-                <w:rFonts w:ascii="Consolas" w:hAnsi="Consolas" w:cs="Consolas"/>
-                <w:sz w:val="19"/>
-              </w:rPr>
-              <w:t>adcValue</w:t>
-            </w:r>
-            <w:proofErr w:type="spellEnd"/>
-            <w:r>
-              <w:rPr>
-                <w:rFonts w:ascii="Consolas" w:hAnsi="Consolas" w:cs="Consolas"/>
-                <w:sz w:val="19"/>
-              </w:rPr>
-              <w:t xml:space="preserve"> = </w:t>
-            </w:r>
-            <w:proofErr w:type="spellStart"/>
-            <w:r>
-              <w:rPr>
-                <w:rFonts w:ascii="Consolas" w:hAnsi="Consolas" w:cs="Consolas"/>
-                <w:sz w:val="19"/>
-              </w:rPr>
-              <w:t>analogRead</w:t>
-            </w:r>
-            <w:proofErr w:type="spellEnd"/>
-            <w:r>
-              <w:rPr>
-                <w:rFonts w:ascii="Consolas" w:hAnsi="Consolas" w:cs="Consolas"/>
-                <w:sz w:val="19"/>
-              </w:rPr>
-              <w:t>(</w:t>
-            </w:r>
-            <w:proofErr w:type="spellStart"/>
-            <w:r>
-              <w:rPr>
-                <w:rFonts w:ascii="Consolas" w:hAnsi="Consolas" w:cs="Consolas"/>
-                <w:sz w:val="19"/>
-              </w:rPr>
-              <w:t>analogPin</w:t>
-            </w:r>
-            <w:proofErr w:type="spellEnd"/>
-            <w:r>
-              <w:rPr>
-                <w:rFonts w:ascii="Consolas" w:hAnsi="Consolas" w:cs="Consolas"/>
-                <w:sz w:val="19"/>
-              </w:rPr>
-              <w:t>);</w:t>
+              <w:t xml:space="preserve">        int adcValue = analogRead(analogPin);</w:t>
             </w:r>
             <w:r>
               <w:rPr>
@@ -2297,23 +1315,7 @@
                 <w:sz w:val="19"/>
               </w:rPr>
               <w:br/>
-              <w:t xml:space="preserve">        float voltage = </w:t>
-            </w:r>
-            <w:proofErr w:type="spellStart"/>
-            <w:r>
-              <w:rPr>
-                <w:rFonts w:ascii="Consolas" w:hAnsi="Consolas" w:cs="Consolas"/>
-                <w:sz w:val="19"/>
-              </w:rPr>
-              <w:t>adcValue</w:t>
-            </w:r>
-            <w:proofErr w:type="spellEnd"/>
-            <w:r>
-              <w:rPr>
-                <w:rFonts w:ascii="Consolas" w:hAnsi="Consolas" w:cs="Consolas"/>
-                <w:sz w:val="19"/>
-              </w:rPr>
-              <w:t xml:space="preserve"> * 3.3 / 4095.0;</w:t>
+              <w:t xml:space="preserve">        float voltage = adcValue * 3.3 / 4095.0;</w:t>
             </w:r>
             <w:r>
               <w:rPr>
@@ -2328,23 +1330,7 @@
                 <w:sz w:val="19"/>
               </w:rPr>
               <w:br/>
-              <w:t xml:space="preserve">        </w:t>
-            </w:r>
-            <w:proofErr w:type="spellStart"/>
-            <w:r>
-              <w:rPr>
-                <w:rFonts w:ascii="Consolas" w:hAnsi="Consolas" w:cs="Consolas"/>
-                <w:sz w:val="19"/>
-              </w:rPr>
-              <w:t>JsonDocument</w:t>
-            </w:r>
-            <w:proofErr w:type="spellEnd"/>
-            <w:r>
-              <w:rPr>
-                <w:rFonts w:ascii="Consolas" w:hAnsi="Consolas" w:cs="Consolas"/>
-                <w:sz w:val="19"/>
-              </w:rPr>
-              <w:t xml:space="preserve"> doc;</w:t>
+              <w:t xml:space="preserve">        JsonDocument doc;</w:t>
             </w:r>
             <w:r>
               <w:rPr>
@@ -2359,23 +1345,7 @@
                 <w:sz w:val="19"/>
               </w:rPr>
               <w:br/>
-              <w:t xml:space="preserve">        doc["team"] = </w:t>
-            </w:r>
-            <w:proofErr w:type="spellStart"/>
-            <w:r>
-              <w:rPr>
-                <w:rFonts w:ascii="Consolas" w:hAnsi="Consolas" w:cs="Consolas"/>
-                <w:sz w:val="19"/>
-              </w:rPr>
-              <w:t>teamName</w:t>
-            </w:r>
-            <w:proofErr w:type="spellEnd"/>
-            <w:r>
-              <w:rPr>
-                <w:rFonts w:ascii="Consolas" w:hAnsi="Consolas" w:cs="Consolas"/>
-                <w:sz w:val="19"/>
-              </w:rPr>
-              <w:t>;</w:t>
+              <w:t xml:space="preserve">        doc["team"] = teamName;</w:t>
             </w:r>
             <w:r>
               <w:rPr>
@@ -2383,39 +1353,7 @@
                 <w:sz w:val="19"/>
               </w:rPr>
               <w:br/>
-              <w:t xml:space="preserve">        doc["</w:t>
-            </w:r>
-            <w:proofErr w:type="spellStart"/>
-            <w:r>
-              <w:rPr>
-                <w:rFonts w:ascii="Consolas" w:hAnsi="Consolas" w:cs="Consolas"/>
-                <w:sz w:val="19"/>
-              </w:rPr>
-              <w:t>adc</w:t>
-            </w:r>
-            <w:proofErr w:type="spellEnd"/>
-            <w:r>
-              <w:rPr>
-                <w:rFonts w:ascii="Consolas" w:hAnsi="Consolas" w:cs="Consolas"/>
-                <w:sz w:val="19"/>
-              </w:rPr>
-              <w:t xml:space="preserve">"] = </w:t>
-            </w:r>
-            <w:proofErr w:type="spellStart"/>
-            <w:r>
-              <w:rPr>
-                <w:rFonts w:ascii="Consolas" w:hAnsi="Consolas" w:cs="Consolas"/>
-                <w:sz w:val="19"/>
-              </w:rPr>
-              <w:t>adcValue</w:t>
-            </w:r>
-            <w:proofErr w:type="spellEnd"/>
-            <w:r>
-              <w:rPr>
-                <w:rFonts w:ascii="Consolas" w:hAnsi="Consolas" w:cs="Consolas"/>
-                <w:sz w:val="19"/>
-              </w:rPr>
-              <w:t>;</w:t>
+              <w:t xml:space="preserve">        doc["adc"] = adcValue;</w:t>
             </w:r>
             <w:r>
               <w:rPr>
@@ -2435,32 +1373,7 @@
                 <w:rFonts w:ascii="Consolas" w:hAnsi="Consolas" w:cs="Consolas"/>
                 <w:sz w:val="19"/>
               </w:rPr>
-              <w:t xml:space="preserve">        doc["uptime"] = </w:t>
-            </w:r>
-            <w:proofErr w:type="spellStart"/>
-            <w:proofErr w:type="gramStart"/>
-            <w:r>
-              <w:rPr>
-                <w:rFonts w:ascii="Consolas" w:hAnsi="Consolas" w:cs="Consolas"/>
-                <w:sz w:val="19"/>
-              </w:rPr>
-              <w:t>millis</w:t>
-            </w:r>
-            <w:proofErr w:type="spellEnd"/>
-            <w:r>
-              <w:rPr>
-                <w:rFonts w:ascii="Consolas" w:hAnsi="Consolas" w:cs="Consolas"/>
-                <w:sz w:val="19"/>
-              </w:rPr>
-              <w:t>(</w:t>
-            </w:r>
-            <w:proofErr w:type="gramEnd"/>
-            <w:r>
-              <w:rPr>
-                <w:rFonts w:ascii="Consolas" w:hAnsi="Consolas" w:cs="Consolas"/>
-                <w:sz w:val="19"/>
-              </w:rPr>
-              <w:t>);</w:t>
+              <w:t xml:space="preserve">        doc["uptime"] = millis();</w:t>
             </w:r>
             <w:r>
               <w:rPr>
@@ -2475,23 +1388,7 @@
                 <w:sz w:val="19"/>
               </w:rPr>
               <w:br/>
-              <w:t xml:space="preserve">        String </w:t>
-            </w:r>
-            <w:proofErr w:type="spellStart"/>
-            <w:r>
-              <w:rPr>
-                <w:rFonts w:ascii="Consolas" w:hAnsi="Consolas" w:cs="Consolas"/>
-                <w:sz w:val="19"/>
-              </w:rPr>
-              <w:t>postData</w:t>
-            </w:r>
-            <w:proofErr w:type="spellEnd"/>
-            <w:r>
-              <w:rPr>
-                <w:rFonts w:ascii="Consolas" w:hAnsi="Consolas" w:cs="Consolas"/>
-                <w:sz w:val="19"/>
-              </w:rPr>
-              <w:t>;</w:t>
+              <w:t xml:space="preserve">        String postData;</w:t>
             </w:r>
             <w:r>
               <w:rPr>
@@ -2499,39 +1396,7 @@
                 <w:sz w:val="19"/>
               </w:rPr>
               <w:br/>
-              <w:t xml:space="preserve">        </w:t>
-            </w:r>
-            <w:proofErr w:type="spellStart"/>
-            <w:r>
-              <w:rPr>
-                <w:rFonts w:ascii="Consolas" w:hAnsi="Consolas" w:cs="Consolas"/>
-                <w:sz w:val="19"/>
-              </w:rPr>
-              <w:t>serializeJson</w:t>
-            </w:r>
-            <w:proofErr w:type="spellEnd"/>
-            <w:r>
-              <w:rPr>
-                <w:rFonts w:ascii="Consolas" w:hAnsi="Consolas" w:cs="Consolas"/>
-                <w:sz w:val="19"/>
-              </w:rPr>
-              <w:t xml:space="preserve">(doc, </w:t>
-            </w:r>
-            <w:proofErr w:type="spellStart"/>
-            <w:r>
-              <w:rPr>
-                <w:rFonts w:ascii="Consolas" w:hAnsi="Consolas" w:cs="Consolas"/>
-                <w:sz w:val="19"/>
-              </w:rPr>
-              <w:t>postData</w:t>
-            </w:r>
-            <w:proofErr w:type="spellEnd"/>
-            <w:r>
-              <w:rPr>
-                <w:rFonts w:ascii="Consolas" w:hAnsi="Consolas" w:cs="Consolas"/>
-                <w:sz w:val="19"/>
-              </w:rPr>
-              <w:t>);</w:t>
+              <w:t xml:space="preserve">        serializeJson(doc, postData);</w:t>
             </w:r>
             <w:r>
               <w:rPr>
@@ -2546,23 +1411,7 @@
                 <w:sz w:val="19"/>
               </w:rPr>
               <w:br/>
-              <w:t xml:space="preserve">        </w:t>
-            </w:r>
-            <w:proofErr w:type="spellStart"/>
-            <w:r>
-              <w:rPr>
-                <w:rFonts w:ascii="Consolas" w:hAnsi="Consolas" w:cs="Consolas"/>
-                <w:sz w:val="19"/>
-              </w:rPr>
-              <w:t>HTTPClient</w:t>
-            </w:r>
-            <w:proofErr w:type="spellEnd"/>
-            <w:r>
-              <w:rPr>
-                <w:rFonts w:ascii="Consolas" w:hAnsi="Consolas" w:cs="Consolas"/>
-                <w:sz w:val="19"/>
-              </w:rPr>
-              <w:t xml:space="preserve"> http;</w:t>
+              <w:t xml:space="preserve">        HTTPClient http;</w:t>
             </w:r>
             <w:r>
               <w:rPr>
@@ -2570,39 +1419,7 @@
                 <w:sz w:val="19"/>
               </w:rPr>
               <w:br/>
-              <w:t xml:space="preserve">        </w:t>
-            </w:r>
-            <w:proofErr w:type="spellStart"/>
-            <w:r>
-              <w:rPr>
-                <w:rFonts w:ascii="Consolas" w:hAnsi="Consolas" w:cs="Consolas"/>
-                <w:sz w:val="19"/>
-              </w:rPr>
-              <w:t>http.begin</w:t>
-            </w:r>
-            <w:proofErr w:type="spellEnd"/>
-            <w:r>
-              <w:rPr>
-                <w:rFonts w:ascii="Consolas" w:hAnsi="Consolas" w:cs="Consolas"/>
-                <w:sz w:val="19"/>
-              </w:rPr>
-              <w:t>(</w:t>
-            </w:r>
-            <w:proofErr w:type="spellStart"/>
-            <w:r>
-              <w:rPr>
-                <w:rFonts w:ascii="Consolas" w:hAnsi="Consolas" w:cs="Consolas"/>
-                <w:sz w:val="19"/>
-              </w:rPr>
-              <w:t>serverURL</w:t>
-            </w:r>
-            <w:proofErr w:type="spellEnd"/>
-            <w:r>
-              <w:rPr>
-                <w:rFonts w:ascii="Consolas" w:hAnsi="Consolas" w:cs="Consolas"/>
-                <w:sz w:val="19"/>
-              </w:rPr>
-              <w:t>);</w:t>
+              <w:t xml:space="preserve">        http.begin(serverURL);</w:t>
             </w:r>
             <w:r>
               <w:rPr>
@@ -2624,39 +1441,14 @@
                 <w:sz w:val="19"/>
               </w:rPr>
               <w:br/>
-              <w:t xml:space="preserve">        </w:t>
             </w:r>
-            <w:proofErr w:type="spellStart"/>
             <w:r>
               <w:rPr>
                 <w:rFonts w:ascii="Consolas" w:hAnsi="Consolas" w:cs="Consolas"/>
                 <w:sz w:val="19"/>
               </w:rPr>
-              <w:t>http.addHeader</w:t>
-            </w:r>
-            <w:proofErr w:type="spellEnd"/>
-            <w:r>
-              <w:rPr>
-                <w:rFonts w:ascii="Consolas" w:hAnsi="Consolas" w:cs="Consolas"/>
-                <w:sz w:val="19"/>
-              </w:rPr>
-              <w:t>("Content-Type", "application/</w:t>
-            </w:r>
-            <w:proofErr w:type="spellStart"/>
-            <w:r>
-              <w:rPr>
-                <w:rFonts w:ascii="Consolas" w:hAnsi="Consolas" w:cs="Consolas"/>
-                <w:sz w:val="19"/>
-              </w:rPr>
-              <w:t>json</w:t>
-            </w:r>
-            <w:proofErr w:type="spellEnd"/>
-            <w:r>
-              <w:rPr>
-                <w:rFonts w:ascii="Consolas" w:hAnsi="Consolas" w:cs="Consolas"/>
-                <w:sz w:val="19"/>
-              </w:rPr>
-              <w:t>");</w:t>
+              <w:lastRenderedPageBreak/>
+              <w:t xml:space="preserve">        http.addHeader("Content-Type", "application/json");</w:t>
             </w:r>
             <w:r>
               <w:rPr>
@@ -2671,55 +1463,7 @@
                 <w:sz w:val="19"/>
               </w:rPr>
               <w:br/>
-              <w:t xml:space="preserve">        int </w:t>
-            </w:r>
-            <w:proofErr w:type="spellStart"/>
-            <w:r>
-              <w:rPr>
-                <w:rFonts w:ascii="Consolas" w:hAnsi="Consolas" w:cs="Consolas"/>
-                <w:sz w:val="19"/>
-              </w:rPr>
-              <w:t>responseCode</w:t>
-            </w:r>
-            <w:proofErr w:type="spellEnd"/>
-            <w:r>
-              <w:rPr>
-                <w:rFonts w:ascii="Consolas" w:hAnsi="Consolas" w:cs="Consolas"/>
-                <w:sz w:val="19"/>
-              </w:rPr>
-              <w:t xml:space="preserve"> = </w:t>
-            </w:r>
-            <w:proofErr w:type="spellStart"/>
-            <w:r>
-              <w:rPr>
-                <w:rFonts w:ascii="Consolas" w:hAnsi="Consolas" w:cs="Consolas"/>
-                <w:sz w:val="19"/>
-              </w:rPr>
-              <w:t>http.POST</w:t>
-            </w:r>
-            <w:proofErr w:type="spellEnd"/>
-            <w:r>
-              <w:rPr>
-                <w:rFonts w:ascii="Consolas" w:hAnsi="Consolas" w:cs="Consolas"/>
-                <w:sz w:val="19"/>
-              </w:rPr>
-              <w:t>(</w:t>
-            </w:r>
-            <w:proofErr w:type="spellStart"/>
-            <w:r>
-              <w:rPr>
-                <w:rFonts w:ascii="Consolas" w:hAnsi="Consolas" w:cs="Consolas"/>
-                <w:sz w:val="19"/>
-              </w:rPr>
-              <w:t>postData</w:t>
-            </w:r>
-            <w:proofErr w:type="spellEnd"/>
-            <w:r>
-              <w:rPr>
-                <w:rFonts w:ascii="Consolas" w:hAnsi="Consolas" w:cs="Consolas"/>
-                <w:sz w:val="19"/>
-              </w:rPr>
-              <w:t>);</w:t>
+              <w:t xml:space="preserve">        int responseCode = http.POST(postData);</w:t>
             </w:r>
             <w:r>
               <w:rPr>
@@ -2727,39 +1471,7 @@
                 <w:sz w:val="19"/>
               </w:rPr>
               <w:br/>
-              <w:t xml:space="preserve">        </w:t>
-            </w:r>
-            <w:proofErr w:type="spellStart"/>
-            <w:r>
-              <w:rPr>
-                <w:rFonts w:ascii="Consolas" w:hAnsi="Consolas" w:cs="Consolas"/>
-                <w:sz w:val="19"/>
-              </w:rPr>
-              <w:t>Serial.println</w:t>
-            </w:r>
-            <w:proofErr w:type="spellEnd"/>
-            <w:r>
-              <w:rPr>
-                <w:rFonts w:ascii="Consolas" w:hAnsi="Consolas" w:cs="Consolas"/>
-                <w:sz w:val="19"/>
-              </w:rPr>
-              <w:t>(</w:t>
-            </w:r>
-            <w:proofErr w:type="spellStart"/>
-            <w:r>
-              <w:rPr>
-                <w:rFonts w:ascii="Consolas" w:hAnsi="Consolas" w:cs="Consolas"/>
-                <w:sz w:val="19"/>
-              </w:rPr>
-              <w:t>postData</w:t>
-            </w:r>
-            <w:proofErr w:type="spellEnd"/>
-            <w:r>
-              <w:rPr>
-                <w:rFonts w:ascii="Consolas" w:hAnsi="Consolas" w:cs="Consolas"/>
-                <w:sz w:val="19"/>
-              </w:rPr>
-              <w:t>);</w:t>
+              <w:t xml:space="preserve">        Serial.println(postData);</w:t>
             </w:r>
             <w:r>
               <w:rPr>
@@ -2767,30 +1479,7 @@
                 <w:sz w:val="19"/>
               </w:rPr>
               <w:br/>
-            </w:r>
-            <w:r>
-              <w:rPr>
-                <w:rFonts w:ascii="Consolas" w:hAnsi="Consolas" w:cs="Consolas"/>
-                <w:sz w:val="19"/>
-              </w:rPr>
-              <w:lastRenderedPageBreak/>
-              <w:t xml:space="preserve">        </w:t>
-            </w:r>
-            <w:proofErr w:type="spellStart"/>
-            <w:r>
-              <w:rPr>
-                <w:rFonts w:ascii="Consolas" w:hAnsi="Consolas" w:cs="Consolas"/>
-                <w:sz w:val="19"/>
-              </w:rPr>
-              <w:t>Serial.print</w:t>
-            </w:r>
-            <w:proofErr w:type="spellEnd"/>
-            <w:r>
-              <w:rPr>
-                <w:rFonts w:ascii="Consolas" w:hAnsi="Consolas" w:cs="Consolas"/>
-                <w:sz w:val="19"/>
-              </w:rPr>
-              <w:t>("HTTP Response: ");</w:t>
+              <w:t xml:space="preserve">        Serial.print("HTTP Response: ");</w:t>
             </w:r>
             <w:r>
               <w:rPr>
@@ -2798,39 +1487,7 @@
                 <w:sz w:val="19"/>
               </w:rPr>
               <w:br/>
-              <w:t xml:space="preserve">        </w:t>
-            </w:r>
-            <w:proofErr w:type="spellStart"/>
-            <w:r>
-              <w:rPr>
-                <w:rFonts w:ascii="Consolas" w:hAnsi="Consolas" w:cs="Consolas"/>
-                <w:sz w:val="19"/>
-              </w:rPr>
-              <w:t>Serial.println</w:t>
-            </w:r>
-            <w:proofErr w:type="spellEnd"/>
-            <w:r>
-              <w:rPr>
-                <w:rFonts w:ascii="Consolas" w:hAnsi="Consolas" w:cs="Consolas"/>
-                <w:sz w:val="19"/>
-              </w:rPr>
-              <w:t>(</w:t>
-            </w:r>
-            <w:proofErr w:type="spellStart"/>
-            <w:r>
-              <w:rPr>
-                <w:rFonts w:ascii="Consolas" w:hAnsi="Consolas" w:cs="Consolas"/>
-                <w:sz w:val="19"/>
-              </w:rPr>
-              <w:t>responseCode</w:t>
-            </w:r>
-            <w:proofErr w:type="spellEnd"/>
-            <w:r>
-              <w:rPr>
-                <w:rFonts w:ascii="Consolas" w:hAnsi="Consolas" w:cs="Consolas"/>
-                <w:sz w:val="19"/>
-              </w:rPr>
-              <w:t>);</w:t>
+              <w:t xml:space="preserve">        Serial.println(responseCode);</w:t>
             </w:r>
             <w:r>
               <w:rPr>
@@ -2845,23 +1502,7 @@
                 <w:sz w:val="19"/>
               </w:rPr>
               <w:br/>
-              <w:t xml:space="preserve">        </w:t>
-            </w:r>
-            <w:proofErr w:type="spellStart"/>
-            <w:r>
-              <w:rPr>
-                <w:rFonts w:ascii="Consolas" w:hAnsi="Consolas" w:cs="Consolas"/>
-                <w:sz w:val="19"/>
-              </w:rPr>
-              <w:t>http.end</w:t>
-            </w:r>
-            <w:proofErr w:type="spellEnd"/>
-            <w:r>
-              <w:rPr>
-                <w:rFonts w:ascii="Consolas" w:hAnsi="Consolas" w:cs="Consolas"/>
-                <w:sz w:val="19"/>
-              </w:rPr>
-              <w:t>();</w:t>
+              <w:t xml:space="preserve">        http.end();</w:t>
             </w:r>
             <w:r>
               <w:rPr>
@@ -3023,15 +1664,7 @@
         <w:spacing w:after="0" w:line="240" w:lineRule="auto"/>
       </w:pPr>
       <w:r>
-        <w:t xml:space="preserve">Change the </w:t>
-      </w:r>
-      <w:proofErr w:type="gramStart"/>
-      <w:r>
-        <w:t>team</w:t>
-      </w:r>
-      <w:proofErr w:type="gramEnd"/>
-      <w:r>
-        <w:t xml:space="preserve"> name.</w:t>
+        <w:t>Change the team name.</w:t>
       </w:r>
     </w:p>
     <w:p>
@@ -3049,20 +1682,7 @@
         <w:spacing w:after="0" w:line="240" w:lineRule="auto"/>
       </w:pPr>
       <w:r>
-        <w:t xml:space="preserve">Change the uptime value and observe how the server displays it. The complete program already includes uptime as milliseconds returned by </w:t>
-      </w:r>
-      <w:proofErr w:type="spellStart"/>
-      <w:proofErr w:type="gramStart"/>
-      <w:r>
-        <w:t>millis</w:t>
-      </w:r>
-      <w:proofErr w:type="spellEnd"/>
-      <w:r>
-        <w:t>(</w:t>
-      </w:r>
-      <w:proofErr w:type="gramEnd"/>
-      <w:r>
-        <w:t>).</w:t>
+        <w:t>Change the uptime value and observe how the server displays it. The complete program already includes uptime as milliseconds returned by millis().</w:t>
       </w:r>
     </w:p>
     <w:p>
@@ -3209,9 +1829,12 @@
       </w:r>
     </w:p>
     <w:sectPr>
-      <w:footerReference w:type="even" r:id="rId8"/>
-      <w:footerReference w:type="default" r:id="rId9"/>
-      <w:footerReference w:type="first" r:id="rId10"/>
+      <w:headerReference w:type="even" r:id="rId8"/>
+      <w:headerReference w:type="default" r:id="rId9"/>
+      <w:footerReference w:type="even" r:id="rId10"/>
+      <w:footerReference w:type="default" r:id="rId11"/>
+      <w:headerReference w:type="first" r:id="rId12"/>
+      <w:footerReference w:type="first" r:id="rId13"/>
       <w:pgSz w:w="12240" w:h="15840"/>
       <w:pgMar w:top="936" w:right="1080" w:bottom="936" w:left="1080" w:header="720" w:footer="720" w:gutter="0"/>
       <w:cols w:space="720"/>
@@ -3361,7 +1984,7 @@
       <w:rPr>
         <w:sz w:val="18"/>
       </w:rPr>
-      <w:t>Last modified: September 27, 2026 1:48 PM EDT * Rodney Radford</w:t>
+      <w:t>Last modified: September 27, 2026 1:48 PM * Rodney Radford</w:t>
     </w:r>
   </w:p>
 </w:ftr>
@@ -3390,6 +2013,36 @@
     </w:p>
   </w:footnote>
 </w:footnotes>
+</file>
+
+<file path=word/header1.xml><?xml version="1.0" encoding="utf-8"?>
+<w:hdr xmlns:wpc="http://schemas.microsoft.com/office/word/2010/wordprocessingCanvas" xmlns:cx="http://schemas.microsoft.com/office/drawing/2014/chartex" xmlns:cx1="http://schemas.microsoft.com/office/drawing/2015/9/8/chartex" xmlns:cx2="http://schemas.microsoft.com/office/drawing/2015/10/21/chartex" xmlns:cx3="http://schemas.microsoft.com/office/drawing/2016/5/9/chartex" xmlns:cx4="http://schemas.microsoft.com/office/drawing/2016/5/10/chartex" xmlns:cx5="http://schemas.microsoft.com/office/drawing/2016/5/11/chartex" xmlns:cx6="http://schemas.microsoft.com/office/drawing/2016/5/12/chartex" xmlns:cx7="http://schemas.microsoft.com/office/drawing/2016/5/13/chartex" xmlns:cx8="http://schemas.microsoft.com/office/drawing/2016/5/14/chartex" xmlns:mc="http://schemas.openxmlformats.org/markup-compatibility/2006" xmlns:aink="http://schemas.microsoft.com/office/drawing/2016/ink" xmlns:am3d="http://schemas.microsoft.com/office/drawing/2017/model3d" xmlns:o="urn:schemas-microsoft-com:office:office" xmlns:oel="http://schemas.microsoft.com/office/2019/extlst" xmlns:r="http://schemas.openxmlformats.org/officeDocument/2006/relationships" xmlns:m="http://schemas.openxmlformats.org/officeDocument/2006/math" xmlns:v="urn:schemas-microsoft-com:vml" xmlns:wp14="http://schemas.microsoft.com/office/word/2010/wordprocessingDrawing" xmlns:wp="http://schemas.openxmlformats.org/drawingml/2006/wordprocessingDrawing" xmlns:w10="urn:schemas-microsoft-com:office:word" xmlns:w="http://schemas.openxmlformats.org/wordprocessingml/2006/main" xmlns:w14="http://schemas.microsoft.com/office/word/2010/wordml" xmlns:w15="http://schemas.microsoft.com/office/word/2012/wordml" xmlns:w16cex="http://schemas.microsoft.com/office/word/2018/wordml/cex" xmlns:w16cid="http://schemas.microsoft.com/office/word/2016/wordml/cid" xmlns:w16="http://schemas.microsoft.com/office/word/2018/wordml" xmlns:w16sdtdh="http://schemas.microsoft.com/office/word/2020/wordml/sdtdatahash" xmlns:w16se="http://schemas.microsoft.com/office/word/2015/wordml/symex" xmlns:wpg="http://schemas.microsoft.com/office/word/2010/wordprocessingGroup" xmlns:wpi="http://schemas.microsoft.com/office/word/2010/wordprocessingInk" xmlns:wne="http://schemas.microsoft.com/office/word/2006/wordml" xmlns:wps="http://schemas.microsoft.com/office/word/2010/wordprocessingShape" mc:Ignorable="w14 w15 w16se w16cid w16 w16cex w16sdtdh wp14">
+  <w:p>
+    <w:pPr>
+      <w:pStyle w:val="Header"/>
+    </w:pPr>
+  </w:p>
+</w:hdr>
+</file>
+
+<file path=word/header2.xml><?xml version="1.0" encoding="utf-8"?>
+<w:hdr xmlns:wpc="http://schemas.microsoft.com/office/word/2010/wordprocessingCanvas" xmlns:cx="http://schemas.microsoft.com/office/drawing/2014/chartex" xmlns:cx1="http://schemas.microsoft.com/office/drawing/2015/9/8/chartex" xmlns:cx2="http://schemas.microsoft.com/office/drawing/2015/10/21/chartex" xmlns:cx3="http://schemas.microsoft.com/office/drawing/2016/5/9/chartex" xmlns:cx4="http://schemas.microsoft.com/office/drawing/2016/5/10/chartex" xmlns:cx5="http://schemas.microsoft.com/office/drawing/2016/5/11/chartex" xmlns:cx6="http://schemas.microsoft.com/office/drawing/2016/5/12/chartex" xmlns:cx7="http://schemas.microsoft.com/office/drawing/2016/5/13/chartex" xmlns:cx8="http://schemas.microsoft.com/office/drawing/2016/5/14/chartex" xmlns:mc="http://schemas.openxmlformats.org/markup-compatibility/2006" xmlns:aink="http://schemas.microsoft.com/office/drawing/2016/ink" xmlns:am3d="http://schemas.microsoft.com/office/drawing/2017/model3d" xmlns:o="urn:schemas-microsoft-com:office:office" xmlns:oel="http://schemas.microsoft.com/office/2019/extlst" xmlns:r="http://schemas.openxmlformats.org/officeDocument/2006/relationships" xmlns:m="http://schemas.openxmlformats.org/officeDocument/2006/math" xmlns:v="urn:schemas-microsoft-com:vml" xmlns:wp14="http://schemas.microsoft.com/office/word/2010/wordprocessingDrawing" xmlns:wp="http://schemas.openxmlformats.org/drawingml/2006/wordprocessingDrawing" xmlns:w10="urn:schemas-microsoft-com:office:word" xmlns:w="http://schemas.openxmlformats.org/wordprocessingml/2006/main" xmlns:w14="http://schemas.microsoft.com/office/word/2010/wordml" xmlns:w15="http://schemas.microsoft.com/office/word/2012/wordml" xmlns:w16cex="http://schemas.microsoft.com/office/word/2018/wordml/cex" xmlns:w16cid="http://schemas.microsoft.com/office/word/2016/wordml/cid" xmlns:w16="http://schemas.microsoft.com/office/word/2018/wordml" xmlns:w16sdtdh="http://schemas.microsoft.com/office/word/2020/wordml/sdtdatahash" xmlns:w16se="http://schemas.microsoft.com/office/word/2015/wordml/symex" xmlns:wpg="http://schemas.microsoft.com/office/word/2010/wordprocessingGroup" xmlns:wpi="http://schemas.microsoft.com/office/word/2010/wordprocessingInk" xmlns:wne="http://schemas.microsoft.com/office/word/2006/wordml" xmlns:wps="http://schemas.microsoft.com/office/word/2010/wordprocessingShape" mc:Ignorable="w14 w15 w16se w16cid w16 w16cex w16sdtdh wp14">
+  <w:p>
+    <w:pPr>
+      <w:pStyle w:val="Header"/>
+    </w:pPr>
+  </w:p>
+</w:hdr>
+</file>
+
+<file path=word/header3.xml><?xml version="1.0" encoding="utf-8"?>
+<w:hdr xmlns:wpc="http://schemas.microsoft.com/office/word/2010/wordprocessingCanvas" xmlns:cx="http://schemas.microsoft.com/office/drawing/2014/chartex" xmlns:cx1="http://schemas.microsoft.com/office/drawing/2015/9/8/chartex" xmlns:cx2="http://schemas.microsoft.com/office/drawing/2015/10/21/chartex" xmlns:cx3="http://schemas.microsoft.com/office/drawing/2016/5/9/chartex" xmlns:cx4="http://schemas.microsoft.com/office/drawing/2016/5/10/chartex" xmlns:cx5="http://schemas.microsoft.com/office/drawing/2016/5/11/chartex" xmlns:cx6="http://schemas.microsoft.com/office/drawing/2016/5/12/chartex" xmlns:cx7="http://schemas.microsoft.com/office/drawing/2016/5/13/chartex" xmlns:cx8="http://schemas.microsoft.com/office/drawing/2016/5/14/chartex" xmlns:mc="http://schemas.openxmlformats.org/markup-compatibility/2006" xmlns:aink="http://schemas.microsoft.com/office/drawing/2016/ink" xmlns:am3d="http://schemas.microsoft.com/office/drawing/2017/model3d" xmlns:o="urn:schemas-microsoft-com:office:office" xmlns:oel="http://schemas.microsoft.com/office/2019/extlst" xmlns:r="http://schemas.openxmlformats.org/officeDocument/2006/relationships" xmlns:m="http://schemas.openxmlformats.org/officeDocument/2006/math" xmlns:v="urn:schemas-microsoft-com:vml" xmlns:wp14="http://schemas.microsoft.com/office/word/2010/wordprocessingDrawing" xmlns:wp="http://schemas.openxmlformats.org/drawingml/2006/wordprocessingDrawing" xmlns:w10="urn:schemas-microsoft-com:office:word" xmlns:w="http://schemas.openxmlformats.org/wordprocessingml/2006/main" xmlns:w14="http://schemas.microsoft.com/office/word/2010/wordml" xmlns:w15="http://schemas.microsoft.com/office/word/2012/wordml" xmlns:w16cex="http://schemas.microsoft.com/office/word/2018/wordml/cex" xmlns:w16cid="http://schemas.microsoft.com/office/word/2016/wordml/cid" xmlns:w16="http://schemas.microsoft.com/office/word/2018/wordml" xmlns:w16sdtdh="http://schemas.microsoft.com/office/word/2020/wordml/sdtdatahash" xmlns:w16se="http://schemas.microsoft.com/office/word/2015/wordml/symex" xmlns:wpg="http://schemas.microsoft.com/office/word/2010/wordprocessingGroup" xmlns:wpi="http://schemas.microsoft.com/office/word/2010/wordprocessingInk" xmlns:wne="http://schemas.microsoft.com/office/word/2006/wordml" xmlns:wps="http://schemas.microsoft.com/office/word/2010/wordprocessingShape" mc:Ignorable="w14 w15 w16se w16cid w16 w16cex w16sdtdh wp14">
+  <w:p>
+    <w:pPr>
+      <w:pStyle w:val="Header"/>
+    </w:pPr>
+  </w:p>
+</w:hdr>
 </file>
 
 <file path=word/numbering.xml><?xml version="1.0" encoding="utf-8"?>
@@ -4845,6 +3498,7 @@
   <w:style w:type="character" w:default="1" w:styleId="DefaultParagraphFont">
     <w:name w:val="Default Paragraph Font"/>
     <w:uiPriority w:val="1"/>
+    <w:semiHidden/>
     <w:unhideWhenUsed/>
   </w:style>
   <w:style w:type="table" w:default="1" w:styleId="TableNormal">
